--- a/public/contracts/av_unbefristet.docx
+++ b/public/contracts/av_unbefristet.docx
@@ -1532,15 +1532,27 @@
         <w:spacing w:after="120" w:line="240" w:lineRule="auto"/>
         <w:rPr>
           <w:rFonts w:asciiTheme="majorHAnsi" w:hAnsiTheme="majorHAnsi" w:cs="Arial"/>
-        </w:rPr>
-      </w:pPr>
-      <w:r>
-        <w:rPr>
-          <w:rFonts w:asciiTheme="majorHAnsi" w:hAnsiTheme="majorHAnsi" w:cs="Arial"/>
-          <w:b/>
-          <w:bCs/>
-        </w:rPr>
-        <w:lastRenderedPageBreak/>
+          <w:b/>
+          <w:bCs/>
+        </w:rPr>
+      </w:pPr>
+    </w:p>
+    <w:p>
+      <w:pPr>
+        <w:autoSpaceDE w:val="0"/>
+        <w:autoSpaceDN w:val="0"/>
+        <w:adjustRightInd w:val="0"/>
+        <w:spacing w:after="120" w:line="240" w:lineRule="auto"/>
+        <w:rPr>
+          <w:rFonts w:asciiTheme="majorHAnsi" w:hAnsiTheme="majorHAnsi" w:cs="Arial"/>
+        </w:rPr>
+      </w:pPr>
+      <w:r>
+        <w:rPr>
+          <w:rFonts w:asciiTheme="majorHAnsi" w:hAnsiTheme="majorHAnsi" w:cs="Arial"/>
+          <w:b/>
+          <w:bCs/>
+        </w:rPr>
         <w:t xml:space="preserve">§ </w:t>
       </w:r>
       <w:r>
@@ -2049,7 +2061,6 @@
           <w:b/>
           <w:bCs/>
         </w:rPr>
-        <w:lastRenderedPageBreak/>
         <w:br/>
       </w:r>
       <w:r>
